--- a/docs/abnt-docx/modelo-dados-abnt.docx
+++ b/docs/abnt-docx/modelo-dados-abnt.docx
@@ -229,7 +229,7 @@
           <w:rFonts w:ascii="Times New Roman" w:hAnsi="Times New Roman"/>
           <w:sz w:val="20"/>
         </w:rPr>
-        <w:t>Professor: Bruno Baruffi.</w:t>
+        <w:t>Professor: Bruno Baruffi Esteves.</w:t>
       </w:r>
     </w:p>
     <w:p/>

--- a/docs/abnt-docx/modelo-dados-abnt.docx
+++ b/docs/abnt-docx/modelo-dados-abnt.docx
@@ -213,6 +213,7 @@
       <w:r>
         <w:rPr>
           <w:rFonts w:ascii="Times New Roman" w:hAnsi="Times New Roman"/>
+          <w:b w:val="0"/>
           <w:sz w:val="20"/>
         </w:rPr>
         <w:t>Trabalho acadêmico apresentado à disciplina Trabalho de Graduação 1 do curso de Análise e Desenvolvimento de Sistemas da FATEC PG, como parte das atividades de desenvolvimento e documentação do projeto MedAgenda.</w:t>
@@ -227,6 +228,7 @@
       <w:r>
         <w:rPr>
           <w:rFonts w:ascii="Times New Roman" w:hAnsi="Times New Roman"/>
+          <w:b w:val="0"/>
           <w:sz w:val="20"/>
         </w:rPr>
         <w:t>Professor: Bruno Baruffi Esteves.</w:t>
@@ -274,6 +276,107 @@
     </w:p>
     <w:p>
       <w:pPr>
+        <w:spacing w:line="360" w:lineRule="auto" w:after="0"/>
+        <w:jc w:val="center"/>
+      </w:pPr>
+      <w:r>
+        <w:rPr>
+          <w:rFonts w:ascii="Times New Roman" w:hAnsi="Times New Roman"/>
+          <w:b/>
+          <w:sz w:val="24"/>
+        </w:rPr>
+        <w:t>RESUMO</w:t>
+      </w:r>
+    </w:p>
+    <w:p/>
+    <w:p>
+      <w:pPr>
+        <w:spacing w:line="360" w:lineRule="auto" w:after="0"/>
+        <w:ind w:firstLine="709"/>
+        <w:jc w:val="both"/>
+      </w:pPr>
+      <w:r>
+        <w:rPr>
+          <w:rFonts w:ascii="Times New Roman" w:hAnsi="Times New Roman"/>
+          <w:b w:val="0"/>
+          <w:sz w:val="24"/>
+        </w:rPr>
+        <w:t>Este documento apresenta o modelo de dados inicial do MedAgenda, detalhando entidades, atributos, relacionamentos e regras de integridade aplicadas ao domínio do sistema.</w:t>
+      </w:r>
+    </w:p>
+    <w:p/>
+    <w:p>
+      <w:pPr>
+        <w:spacing w:line="360" w:lineRule="auto"/>
+        <w:jc w:val="both"/>
+      </w:pPr>
+      <w:r>
+        <w:rPr>
+          <w:rFonts w:ascii="Times New Roman" w:hAnsi="Times New Roman"/>
+          <w:b w:val="0"/>
+          <w:sz w:val="24"/>
+        </w:rPr>
+        <w:t>Palavras-chave: MedAgenda. Agenda médica. Pacientes. Sistema web. Requisitos.</w:t>
+      </w:r>
+    </w:p>
+    <w:p>
+      <w:r>
+        <w:br w:type="page"/>
+      </w:r>
+    </w:p>
+    <w:p>
+      <w:pPr>
+        <w:spacing w:line="360" w:lineRule="auto" w:after="0"/>
+        <w:jc w:val="center"/>
+      </w:pPr>
+      <w:r>
+        <w:rPr>
+          <w:rFonts w:ascii="Times New Roman" w:hAnsi="Times New Roman"/>
+          <w:b/>
+          <w:sz w:val="24"/>
+        </w:rPr>
+        <w:t>ABSTRACT</w:t>
+      </w:r>
+    </w:p>
+    <w:p/>
+    <w:p>
+      <w:pPr>
+        <w:spacing w:line="360" w:lineRule="auto" w:after="0"/>
+        <w:ind w:firstLine="709"/>
+        <w:jc w:val="both"/>
+      </w:pPr>
+      <w:r>
+        <w:rPr>
+          <w:rFonts w:ascii="Times New Roman" w:hAnsi="Times New Roman"/>
+          <w:b w:val="0"/>
+          <w:sz w:val="24"/>
+        </w:rPr>
+        <w:t>This document presents o modelo de dados inicial do MedAgenda, detalhando entidades, atributos, relacionamentos e regras de integridade aplicadas ao domínio do sistema.</w:t>
+      </w:r>
+    </w:p>
+    <w:p/>
+    <w:p>
+      <w:pPr>
+        <w:spacing w:line="360" w:lineRule="auto"/>
+        <w:jc w:val="both"/>
+      </w:pPr>
+      <w:r>
+        <w:rPr>
+          <w:rFonts w:ascii="Times New Roman" w:hAnsi="Times New Roman"/>
+          <w:b w:val="0"/>
+          <w:sz w:val="24"/>
+        </w:rPr>
+        <w:t>Keywords: MedAgenda. Medical schedule. Patients. Web system. Requirements.</w:t>
+      </w:r>
+    </w:p>
+    <w:p>
+      <w:r>
+        <w:br w:type="page"/>
+      </w:r>
+    </w:p>
+    <w:p>
+      <w:pPr>
+        <w:spacing w:line="360" w:lineRule="auto" w:after="0"/>
         <w:jc w:val="center"/>
       </w:pPr>
       <w:r>
@@ -287,159 +390,12 @@
     </w:p>
     <w:p/>
     <w:p>
-      <w:pPr>
-        <w:spacing w:line="360" w:lineRule="auto"/>
-        <w:ind w:left="425"/>
-      </w:pPr>
       <w:r>
-        <w:rPr>
-          <w:rFonts w:ascii="Times New Roman" w:hAnsi="Times New Roman"/>
-          <w:sz w:val="24"/>
-        </w:rPr>
-        <w:t>1. Objetivo</w:t>
-      </w:r>
-    </w:p>
-    <w:p>
-      <w:pPr>
-        <w:spacing w:line="360" w:lineRule="auto"/>
-        <w:ind w:left="425"/>
-      </w:pPr>
-      <w:r>
-        <w:rPr>
-          <w:rFonts w:ascii="Times New Roman" w:hAnsi="Times New Roman"/>
-          <w:sz w:val="24"/>
-        </w:rPr>
-        <w:t>2. Entidades</w:t>
-      </w:r>
-    </w:p>
-    <w:p>
-      <w:pPr>
-        <w:spacing w:line="360" w:lineRule="auto"/>
-        <w:ind w:left="425"/>
-      </w:pPr>
-      <w:r>
-        <w:rPr>
-          <w:rFonts w:ascii="Times New Roman" w:hAnsi="Times New Roman"/>
-          <w:sz w:val="24"/>
-        </w:rPr>
-        <w:t>2.1 Paciente</w:t>
-      </w:r>
-    </w:p>
-    <w:p>
-      <w:pPr>
-        <w:spacing w:line="360" w:lineRule="auto"/>
-        <w:ind w:left="425"/>
-      </w:pPr>
-      <w:r>
-        <w:rPr>
-          <w:rFonts w:ascii="Times New Roman" w:hAnsi="Times New Roman"/>
-          <w:sz w:val="24"/>
-        </w:rPr>
-        <w:t>2.2 ProfissionalSaude</w:t>
-      </w:r>
-    </w:p>
-    <w:p>
-      <w:pPr>
-        <w:spacing w:line="360" w:lineRule="auto"/>
-        <w:ind w:left="425"/>
-      </w:pPr>
-      <w:r>
-        <w:rPr>
-          <w:rFonts w:ascii="Times New Roman" w:hAnsi="Times New Roman"/>
-          <w:sz w:val="24"/>
-        </w:rPr>
-        <w:t>2.3 Consulta</w:t>
-      </w:r>
-    </w:p>
-    <w:p>
-      <w:pPr>
-        <w:spacing w:line="360" w:lineRule="auto"/>
-        <w:ind w:left="425"/>
-      </w:pPr>
-      <w:r>
-        <w:rPr>
-          <w:rFonts w:ascii="Times New Roman" w:hAnsi="Times New Roman"/>
-          <w:sz w:val="24"/>
-        </w:rPr>
-        <w:t>2.4 Usuario</w:t>
-      </w:r>
-    </w:p>
-    <w:p>
-      <w:pPr>
-        <w:spacing w:line="360" w:lineRule="auto"/>
-        <w:ind w:left="425"/>
-      </w:pPr>
-      <w:r>
-        <w:rPr>
-          <w:rFonts w:ascii="Times New Roman" w:hAnsi="Times New Roman"/>
-          <w:sz w:val="24"/>
-        </w:rPr>
-        <w:t>3. Enums</w:t>
-      </w:r>
-    </w:p>
-    <w:p>
-      <w:pPr>
-        <w:spacing w:line="360" w:lineRule="auto"/>
-        <w:ind w:left="425"/>
-      </w:pPr>
-      <w:r>
-        <w:rPr>
-          <w:rFonts w:ascii="Times New Roman" w:hAnsi="Times New Roman"/>
-          <w:sz w:val="24"/>
-        </w:rPr>
-        <w:t>3.1 StatusConsulta</w:t>
-      </w:r>
-    </w:p>
-    <w:p>
-      <w:pPr>
-        <w:spacing w:line="360" w:lineRule="auto"/>
-        <w:ind w:left="425"/>
-      </w:pPr>
-      <w:r>
-        <w:rPr>
-          <w:rFonts w:ascii="Times New Roman" w:hAnsi="Times New Roman"/>
-          <w:sz w:val="24"/>
-        </w:rPr>
-        <w:t>3.2 PapelUsuario</w:t>
-      </w:r>
-    </w:p>
-    <w:p>
-      <w:pPr>
-        <w:spacing w:line="360" w:lineRule="auto"/>
-        <w:ind w:left="425"/>
-      </w:pPr>
-      <w:r>
-        <w:rPr>
-          <w:rFonts w:ascii="Times New Roman" w:hAnsi="Times New Roman"/>
-          <w:sz w:val="24"/>
-        </w:rPr>
-        <w:t>4. Relacionamentos</w:t>
-      </w:r>
-    </w:p>
-    <w:p>
-      <w:pPr>
-        <w:spacing w:line="360" w:lineRule="auto"/>
-        <w:ind w:left="425"/>
-      </w:pPr>
-      <w:r>
-        <w:rPr>
-          <w:rFonts w:ascii="Times New Roman" w:hAnsi="Times New Roman"/>
-          <w:sz w:val="24"/>
-        </w:rPr>
-        <w:t>5. Regras de integridade</w:t>
-      </w:r>
-    </w:p>
-    <w:p>
-      <w:pPr>
-        <w:spacing w:line="360" w:lineRule="auto"/>
-        <w:ind w:left="425"/>
-      </w:pPr>
-      <w:r>
-        <w:rPr>
-          <w:rFonts w:ascii="Times New Roman" w:hAnsi="Times New Roman"/>
-          <w:sz w:val="24"/>
-        </w:rPr>
-        <w:t>6. Observação sobre evolução</w:t>
+        <w:fldChar w:fldCharType="begin"/>
+        <w:instrText xml:space="preserve">TOC \o "1-3" \h \z \u</w:instrText>
+        <w:fldChar w:fldCharType="separate"/>
+        <w:t>Clique com o botão direito e selecione "Atualizar campo" para gerar o sumário.</w:t>
+        <w:fldChar w:fldCharType="end"/>
       </w:r>
     </w:p>
     <w:p>
@@ -449,7 +405,18 @@
     </w:p>
     <w:p>
       <w:pPr>
-        <w:spacing w:before="240" w:after="120" w:line="360" w:lineRule="auto"/>
+        <w:sectPr>
+          <w:headerReference w:type="default" r:id="rId9"/>
+          <w:pgSz w:w="12240" w:h="15840"/>
+          <w:pgMar w:top="1701" w:right="1134" w:bottom="1134" w:left="1701" w:header="720" w:footer="720" w:gutter="0"/>
+          <w:cols w:space="720"/>
+          <w:docGrid w:linePitch="360"/>
+        </w:sectPr>
+      </w:pPr>
+    </w:p>
+    <w:p>
+      <w:pPr>
+        <w:pStyle w:val="Heading1"/>
         <w:jc w:val="left"/>
       </w:pPr>
       <w:r>
@@ -458,21 +425,7 @@
           <w:b/>
           <w:sz w:val="24"/>
         </w:rPr>
-        <w:t>MODELO DE DADOS INICIAL - MEDAGENDA</w:t>
-      </w:r>
-    </w:p>
-    <w:p>
-      <w:pPr>
-        <w:spacing w:before="240" w:after="120" w:line="360" w:lineRule="auto"/>
-        <w:jc w:val="left"/>
-      </w:pPr>
-      <w:r>
-        <w:rPr>
-          <w:rFonts w:ascii="Times New Roman" w:hAnsi="Times New Roman"/>
-          <w:b/>
-          <w:sz w:val="24"/>
-        </w:rPr>
-        <w:t>1. OBJETIVO</w:t>
+        <w:t>1 OBJETIVO</w:t>
       </w:r>
     </w:p>
     <w:p>
@@ -484,6 +437,7 @@
       <w:r>
         <w:rPr>
           <w:rFonts w:ascii="Times New Roman" w:hAnsi="Times New Roman"/>
+          <w:b w:val="0"/>
           <w:sz w:val="24"/>
         </w:rPr>
         <w:t>Este documento descreve as entidades iniciais do domínio do MedAgenda e seus</w:t>
@@ -498,6 +452,7 @@
       <w:r>
         <w:rPr>
           <w:rFonts w:ascii="Times New Roman" w:hAnsi="Times New Roman"/>
+          <w:b w:val="0"/>
           <w:sz w:val="24"/>
         </w:rPr>
         <w:t>principais relacionamentos.</w:t>
@@ -505,7 +460,7 @@
     </w:p>
     <w:p>
       <w:pPr>
-        <w:spacing w:before="240" w:after="120" w:line="360" w:lineRule="auto"/>
+        <w:pStyle w:val="Heading1"/>
         <w:jc w:val="left"/>
       </w:pPr>
       <w:r>
@@ -514,12 +469,12 @@
           <w:b/>
           <w:sz w:val="24"/>
         </w:rPr>
-        <w:t>2. ENTIDADES</w:t>
+        <w:t>2 ENTIDADES</w:t>
       </w:r>
     </w:p>
     <w:p>
       <w:pPr>
-        <w:spacing w:before="240" w:after="120" w:line="360" w:lineRule="auto"/>
+        <w:pStyle w:val="Heading1"/>
         <w:jc w:val="left"/>
       </w:pPr>
       <w:r>
@@ -528,7 +483,7 @@
           <w:b/>
           <w:sz w:val="24"/>
         </w:rPr>
-        <w:t>2.1 PACIENTE</w:t>
+        <w:t>3 PACIENTE</w:t>
       </w:r>
     </w:p>
     <w:p>
@@ -540,6 +495,7 @@
       <w:r>
         <w:rPr>
           <w:rFonts w:ascii="Times New Roman" w:hAnsi="Times New Roman"/>
+          <w:b w:val="0"/>
           <w:sz w:val="24"/>
         </w:rPr>
         <w:t>Representa uma pessoa atendida pela clínica ou profissional.</w:t>
@@ -1340,7 +1296,7 @@
     <w:p/>
     <w:p>
       <w:pPr>
-        <w:spacing w:before="240" w:after="120" w:line="360" w:lineRule="auto"/>
+        <w:pStyle w:val="Heading1"/>
         <w:jc w:val="left"/>
       </w:pPr>
       <w:r>
@@ -1349,7 +1305,7 @@
           <w:b/>
           <w:sz w:val="24"/>
         </w:rPr>
-        <w:t>2.2 PROFISSIONALSAUDE</w:t>
+        <w:t>4 PROFISSIONALSAUDE</w:t>
       </w:r>
     </w:p>
     <w:p>
@@ -1361,6 +1317,7 @@
       <w:r>
         <w:rPr>
           <w:rFonts w:ascii="Times New Roman" w:hAnsi="Times New Roman"/>
+          <w:b w:val="0"/>
           <w:sz w:val="24"/>
         </w:rPr>
         <w:t>Representa o profissional que realiza atendimentos.</w:t>
@@ -2161,7 +2118,7 @@
     <w:p/>
     <w:p>
       <w:pPr>
-        <w:spacing w:before="240" w:after="120" w:line="360" w:lineRule="auto"/>
+        <w:pStyle w:val="Heading1"/>
         <w:jc w:val="left"/>
       </w:pPr>
       <w:r>
@@ -2170,7 +2127,7 @@
           <w:b/>
           <w:sz w:val="24"/>
         </w:rPr>
-        <w:t>2.3 CONSULTA</w:t>
+        <w:t>5 CONSULTA</w:t>
       </w:r>
     </w:p>
     <w:p>
@@ -2182,6 +2139,7 @@
       <w:r>
         <w:rPr>
           <w:rFonts w:ascii="Times New Roman" w:hAnsi="Times New Roman"/>
+          <w:b w:val="0"/>
           <w:sz w:val="24"/>
         </w:rPr>
         <w:t>Representa um atendimento agendado.</w:t>
@@ -3068,7 +3026,7 @@
     <w:p/>
     <w:p>
       <w:pPr>
-        <w:spacing w:before="240" w:after="120" w:line="360" w:lineRule="auto"/>
+        <w:pStyle w:val="Heading1"/>
         <w:jc w:val="left"/>
       </w:pPr>
       <w:r>
@@ -3077,7 +3035,7 @@
           <w:b/>
           <w:sz w:val="24"/>
         </w:rPr>
-        <w:t>2.4 USUARIO</w:t>
+        <w:t>6 USUARIO</w:t>
       </w:r>
     </w:p>
     <w:p>
@@ -3089,6 +3047,7 @@
       <w:r>
         <w:rPr>
           <w:rFonts w:ascii="Times New Roman" w:hAnsi="Times New Roman"/>
+          <w:b w:val="0"/>
           <w:sz w:val="24"/>
         </w:rPr>
         <w:t>Representa um usuário autenticável do sistema.</w:t>
@@ -3889,7 +3848,7 @@
     <w:p/>
     <w:p>
       <w:pPr>
-        <w:spacing w:before="240" w:after="120" w:line="360" w:lineRule="auto"/>
+        <w:pStyle w:val="Heading1"/>
         <w:jc w:val="left"/>
       </w:pPr>
       <w:r>
@@ -3898,12 +3857,12 @@
           <w:b/>
           <w:sz w:val="24"/>
         </w:rPr>
-        <w:t>3. ENUMS</w:t>
+        <w:t>7 ENUMS</w:t>
       </w:r>
     </w:p>
     <w:p>
       <w:pPr>
-        <w:spacing w:before="240" w:after="120" w:line="360" w:lineRule="auto"/>
+        <w:pStyle w:val="Heading1"/>
         <w:jc w:val="left"/>
       </w:pPr>
       <w:r>
@@ -3912,7 +3871,7 @@
           <w:b/>
           <w:sz w:val="24"/>
         </w:rPr>
-        <w:t>3.1 STATUSCONSULTA</w:t>
+        <w:t>8 STATUSCONSULTA</w:t>
       </w:r>
     </w:p>
     <w:p>
@@ -3924,6 +3883,7 @@
       <w:r>
         <w:rPr>
           <w:rFonts w:ascii="Times New Roman" w:hAnsi="Times New Roman"/>
+          <w:b w:val="0"/>
           <w:sz w:val="24"/>
         </w:rPr>
         <w:t>Valores:</w:t>
@@ -3937,6 +3897,7 @@
       <w:r>
         <w:rPr>
           <w:rFonts w:ascii="Times New Roman" w:hAnsi="Times New Roman"/>
+          <w:b w:val="0"/>
           <w:sz w:val="24"/>
         </w:rPr>
         <w:t>AGENDADA</w:t>
@@ -3950,6 +3911,7 @@
       <w:r>
         <w:rPr>
           <w:rFonts w:ascii="Times New Roman" w:hAnsi="Times New Roman"/>
+          <w:b w:val="0"/>
           <w:sz w:val="24"/>
         </w:rPr>
         <w:t>CONFIRMADA</w:t>
@@ -3963,6 +3925,7 @@
       <w:r>
         <w:rPr>
           <w:rFonts w:ascii="Times New Roman" w:hAnsi="Times New Roman"/>
+          <w:b w:val="0"/>
           <w:sz w:val="24"/>
         </w:rPr>
         <w:t>CANCELADA</w:t>
@@ -3976,6 +3939,7 @@
       <w:r>
         <w:rPr>
           <w:rFonts w:ascii="Times New Roman" w:hAnsi="Times New Roman"/>
+          <w:b w:val="0"/>
           <w:sz w:val="24"/>
         </w:rPr>
         <w:t>REALIZADA</w:t>
@@ -3983,7 +3947,7 @@
     </w:p>
     <w:p>
       <w:pPr>
-        <w:spacing w:before="240" w:after="120" w:line="360" w:lineRule="auto"/>
+        <w:pStyle w:val="Heading1"/>
         <w:jc w:val="left"/>
       </w:pPr>
       <w:r>
@@ -3992,7 +3956,7 @@
           <w:b/>
           <w:sz w:val="24"/>
         </w:rPr>
-        <w:t>3.2 PAPELUSUARIO</w:t>
+        <w:t>9 PAPELUSUARIO</w:t>
       </w:r>
     </w:p>
     <w:p>
@@ -4004,6 +3968,7 @@
       <w:r>
         <w:rPr>
           <w:rFonts w:ascii="Times New Roman" w:hAnsi="Times New Roman"/>
+          <w:b w:val="0"/>
           <w:sz w:val="24"/>
         </w:rPr>
         <w:t>Valores:</w:t>
@@ -4017,6 +3982,7 @@
       <w:r>
         <w:rPr>
           <w:rFonts w:ascii="Times New Roman" w:hAnsi="Times New Roman"/>
+          <w:b w:val="0"/>
           <w:sz w:val="24"/>
         </w:rPr>
         <w:t>ADMIN</w:t>
@@ -4030,6 +3996,7 @@
       <w:r>
         <w:rPr>
           <w:rFonts w:ascii="Times New Roman" w:hAnsi="Times New Roman"/>
+          <w:b w:val="0"/>
           <w:sz w:val="24"/>
         </w:rPr>
         <w:t>PROFISSIONAL</w:t>
@@ -4043,6 +4010,7 @@
       <w:r>
         <w:rPr>
           <w:rFonts w:ascii="Times New Roman" w:hAnsi="Times New Roman"/>
+          <w:b w:val="0"/>
           <w:sz w:val="24"/>
         </w:rPr>
         <w:t>RECEPCAO</w:t>
@@ -4050,7 +4018,7 @@
     </w:p>
     <w:p>
       <w:pPr>
-        <w:spacing w:before="240" w:after="120" w:line="360" w:lineRule="auto"/>
+        <w:pStyle w:val="Heading1"/>
         <w:jc w:val="left"/>
       </w:pPr>
       <w:r>
@@ -4059,13 +4027,14 @@
           <w:b/>
           <w:sz w:val="24"/>
         </w:rPr>
-        <w:t>4. RELACIONAMENTOS</w:t>
+        <w:t>10 RELACIONAMENTOS</w:t>
       </w:r>
     </w:p>
     <w:p>
       <w:pPr>
         <w:spacing w:line="240" w:lineRule="auto"/>
         <w:ind w:left="567"/>
+        <w:jc w:val="left"/>
       </w:pPr>
       <w:r>
         <w:rPr>
@@ -4079,6 +4048,7 @@
       <w:pPr>
         <w:spacing w:line="240" w:lineRule="auto"/>
         <w:ind w:left="567"/>
+        <w:jc w:val="left"/>
       </w:pPr>
       <w:r>
         <w:rPr>
@@ -4092,6 +4062,7 @@
       <w:pPr>
         <w:spacing w:line="240" w:lineRule="auto"/>
         <w:ind w:left="567"/>
+        <w:jc w:val="left"/>
       </w:pPr>
       <w:r>
         <w:rPr>
@@ -4111,6 +4082,7 @@
       <w:r>
         <w:rPr>
           <w:rFonts w:ascii="Times New Roman" w:hAnsi="Times New Roman"/>
+          <w:b w:val="0"/>
           <w:sz w:val="24"/>
         </w:rPr>
         <w:t>Uma consulta pertence a um paciente e a um profissional de saúde. Um paciente</w:t>
@@ -4125,6 +4097,7 @@
       <w:r>
         <w:rPr>
           <w:rFonts w:ascii="Times New Roman" w:hAnsi="Times New Roman"/>
+          <w:b w:val="0"/>
           <w:sz w:val="24"/>
         </w:rPr>
         <w:t>pode ter várias consultas, e um profissional também pode atender várias</w:t>
@@ -4139,6 +4112,7 @@
       <w:r>
         <w:rPr>
           <w:rFonts w:ascii="Times New Roman" w:hAnsi="Times New Roman"/>
+          <w:b w:val="0"/>
           <w:sz w:val="24"/>
         </w:rPr>
         <w:t>consultas.</w:t>
@@ -4146,7 +4120,7 @@
     </w:p>
     <w:p>
       <w:pPr>
-        <w:spacing w:before="240" w:after="120" w:line="360" w:lineRule="auto"/>
+        <w:pStyle w:val="Heading1"/>
         <w:jc w:val="left"/>
       </w:pPr>
       <w:r>
@@ -4155,7 +4129,7 @@
           <w:b/>
           <w:sz w:val="24"/>
         </w:rPr>
-        <w:t>5. REGRAS DE INTEGRIDADE</w:t>
+        <w:t>11 REGRAS DE INTEGRIDADE</w:t>
       </w:r>
     </w:p>
     <w:p>
@@ -4166,6 +4140,7 @@
       <w:r>
         <w:rPr>
           <w:rFonts w:ascii="Times New Roman" w:hAnsi="Times New Roman"/>
+          <w:b w:val="0"/>
           <w:sz w:val="24"/>
         </w:rPr>
         <w:t>CPF de paciente deve ser único quando informado.</w:t>
@@ -4179,6 +4154,7 @@
       <w:r>
         <w:rPr>
           <w:rFonts w:ascii="Times New Roman" w:hAnsi="Times New Roman"/>
+          <w:b w:val="0"/>
           <w:sz w:val="24"/>
         </w:rPr>
         <w:t>CPF deve ser válido quando informado.</w:t>
@@ -4192,6 +4168,7 @@
       <w:r>
         <w:rPr>
           <w:rFonts w:ascii="Times New Roman" w:hAnsi="Times New Roman"/>
+          <w:b w:val="0"/>
           <w:sz w:val="24"/>
         </w:rPr>
         <w:t>Data de nascimento não pode ser futura.</w:t>
@@ -4205,6 +4182,7 @@
       <w:r>
         <w:rPr>
           <w:rFonts w:ascii="Times New Roman" w:hAnsi="Times New Roman"/>
+          <w:b w:val="0"/>
           <w:sz w:val="24"/>
         </w:rPr>
         <w:t>Registro de conselho do profissional deve ser único.</w:t>
@@ -4218,6 +4196,7 @@
       <w:r>
         <w:rPr>
           <w:rFonts w:ascii="Times New Roman" w:hAnsi="Times New Roman"/>
+          <w:b w:val="0"/>
           <w:sz w:val="24"/>
         </w:rPr>
         <w:t>E-mail de usuário deve ser único.</w:t>
@@ -4231,6 +4210,7 @@
       <w:r>
         <w:rPr>
           <w:rFonts w:ascii="Times New Roman" w:hAnsi="Times New Roman"/>
+          <w:b w:val="0"/>
           <w:sz w:val="24"/>
         </w:rPr>
         <w:t>Senha de usuário não deve ser armazenada em texto puro.</w:t>
@@ -4244,6 +4224,7 @@
       <w:r>
         <w:rPr>
           <w:rFonts w:ascii="Times New Roman" w:hAnsi="Times New Roman"/>
+          <w:b w:val="0"/>
           <w:sz w:val="24"/>
         </w:rPr>
         <w:t>Consulta deve possuir paciente e profissional.</w:t>
@@ -4257,6 +4238,7 @@
       <w:r>
         <w:rPr>
           <w:rFonts w:ascii="Times New Roman" w:hAnsi="Times New Roman"/>
+          <w:b w:val="0"/>
           <w:sz w:val="24"/>
         </w:rPr>
         <w:t>Horário final da consulta deve ser posterior ao horário inicial.</w:t>
@@ -4264,7 +4246,7 @@
     </w:p>
     <w:p>
       <w:pPr>
-        <w:spacing w:before="240" w:after="120" w:line="360" w:lineRule="auto"/>
+        <w:pStyle w:val="Heading1"/>
         <w:jc w:val="left"/>
       </w:pPr>
       <w:r>
@@ -4273,7 +4255,7 @@
           <w:b/>
           <w:sz w:val="24"/>
         </w:rPr>
-        <w:t>6. OBSERVAÇÃO SOBRE EVOLUÇÃO</w:t>
+        <w:t>12 OBSERVAÇÃO SOBRE EVOLUÇÃO</w:t>
       </w:r>
     </w:p>
     <w:p>
@@ -4285,6 +4267,7 @@
       <w:r>
         <w:rPr>
           <w:rFonts w:ascii="Times New Roman" w:hAnsi="Times New Roman"/>
+          <w:b w:val="0"/>
           <w:sz w:val="24"/>
         </w:rPr>
         <w:t>O modelo atual é intencionalmente enxuto. Em versões futuras, podem ser</w:t>
@@ -4299,6 +4282,7 @@
       <w:r>
         <w:rPr>
           <w:rFonts w:ascii="Times New Roman" w:hAnsi="Times New Roman"/>
+          <w:b w:val="0"/>
           <w:sz w:val="24"/>
         </w:rPr>
         <w:t>adicionadas entidades como:</w:t>
@@ -4312,6 +4296,7 @@
       <w:r>
         <w:rPr>
           <w:rFonts w:ascii="Times New Roman" w:hAnsi="Times New Roman"/>
+          <w:b w:val="0"/>
           <w:sz w:val="24"/>
         </w:rPr>
         <w:t>unidade clínica;</w:t>
@@ -4325,6 +4310,7 @@
       <w:r>
         <w:rPr>
           <w:rFonts w:ascii="Times New Roman" w:hAnsi="Times New Roman"/>
+          <w:b w:val="0"/>
           <w:sz w:val="24"/>
         </w:rPr>
         <w:t>convênio;</w:t>
@@ -4338,6 +4324,7 @@
       <w:r>
         <w:rPr>
           <w:rFonts w:ascii="Times New Roman" w:hAnsi="Times New Roman"/>
+          <w:b w:val="0"/>
           <w:sz w:val="24"/>
         </w:rPr>
         <w:t>disponibilidade do profissional;</w:t>
@@ -4351,6 +4338,7 @@
       <w:r>
         <w:rPr>
           <w:rFonts w:ascii="Times New Roman" w:hAnsi="Times New Roman"/>
+          <w:b w:val="0"/>
           <w:sz w:val="24"/>
         </w:rPr>
         <w:t>prontuário;</w:t>
@@ -4364,6 +4352,7 @@
       <w:r>
         <w:rPr>
           <w:rFonts w:ascii="Times New Roman" w:hAnsi="Times New Roman"/>
+          <w:b w:val="0"/>
           <w:sz w:val="24"/>
         </w:rPr>
         <w:t>notificações;</w:t>
@@ -4377,6 +4366,7 @@
       <w:r>
         <w:rPr>
           <w:rFonts w:ascii="Times New Roman" w:hAnsi="Times New Roman"/>
+          <w:b w:val="0"/>
           <w:sz w:val="24"/>
         </w:rPr>
         <w:t>mensagens do chatbot;</w:t>
@@ -4390,9 +4380,113 @@
       <w:r>
         <w:rPr>
           <w:rFonts w:ascii="Times New Roman" w:hAnsi="Times New Roman"/>
+          <w:b w:val="0"/>
           <w:sz w:val="24"/>
         </w:rPr>
         <w:t>histórico de alteração de consultas.</w:t>
+      </w:r>
+    </w:p>
+    <w:p>
+      <w:r>
+        <w:br w:type="page"/>
+      </w:r>
+    </w:p>
+    <w:p>
+      <w:pPr>
+        <w:jc w:val="left"/>
+      </w:pPr>
+      <w:r>
+        <w:rPr>
+          <w:rFonts w:ascii="Times New Roman" w:hAnsi="Times New Roman"/>
+          <w:b/>
+          <w:sz w:val="24"/>
+        </w:rPr>
+        <w:t>REFERÊNCIAS</w:t>
+      </w:r>
+    </w:p>
+    <w:p/>
+    <w:p>
+      <w:pPr>
+        <w:spacing w:line="240" w:lineRule="auto" w:after="240"/>
+        <w:jc w:val="left"/>
+      </w:pPr>
+      <w:r>
+        <w:rPr>
+          <w:rFonts w:ascii="Times New Roman" w:hAnsi="Times New Roman"/>
+          <w:b w:val="0"/>
+          <w:sz w:val="24"/>
+        </w:rPr>
+        <w:t>ASSOCIAÇÃO BRASILEIRA DE NORMAS TÉCNICAS. NBR 14724: informação e documentação: trabalhos acadêmicos: apresentação. Rio de Janeiro: ABNT, 2011.</w:t>
+      </w:r>
+    </w:p>
+    <w:p>
+      <w:pPr>
+        <w:spacing w:line="240" w:lineRule="auto" w:after="240"/>
+        <w:jc w:val="left"/>
+      </w:pPr>
+      <w:r>
+        <w:rPr>
+          <w:rFonts w:ascii="Times New Roman" w:hAnsi="Times New Roman"/>
+          <w:b w:val="0"/>
+          <w:sz w:val="24"/>
+        </w:rPr>
+        <w:t>ASSOCIAÇÃO BRASILEIRA DE NORMAS TÉCNICAS. NBR 6023: informação e documentação: referências: elaboração. Rio de Janeiro: ABNT, 2018.</w:t>
+      </w:r>
+    </w:p>
+    <w:p>
+      <w:pPr>
+        <w:spacing w:line="240" w:lineRule="auto" w:after="240"/>
+        <w:jc w:val="left"/>
+      </w:pPr>
+      <w:r>
+        <w:rPr>
+          <w:rFonts w:ascii="Times New Roman" w:hAnsi="Times New Roman"/>
+          <w:b w:val="0"/>
+          <w:sz w:val="24"/>
+        </w:rPr>
+        <w:t>ORACLE. Java Platform, Standard Edition Documentation. Disponível em: https://docs.oracle.com/en/java/. Acesso em: 30 maio 2026.</w:t>
+      </w:r>
+    </w:p>
+    <w:p>
+      <w:pPr>
+        <w:spacing w:line="240" w:lineRule="auto" w:after="240"/>
+        <w:jc w:val="left"/>
+      </w:pPr>
+      <w:r>
+        <w:rPr>
+          <w:rFonts w:ascii="Times New Roman" w:hAnsi="Times New Roman"/>
+          <w:b w:val="0"/>
+          <w:sz w:val="24"/>
+        </w:rPr>
+        <w:t>POSTGRESQL GLOBAL DEVELOPMENT GROUP. PostgreSQL Documentation. Disponível em: https://www.postgresql.org/docs/. Acesso em: 30 maio 2026.</w:t>
+      </w:r>
+    </w:p>
+    <w:p>
+      <w:pPr>
+        <w:spacing w:line="240" w:lineRule="auto" w:after="240"/>
+        <w:jc w:val="left"/>
+      </w:pPr>
+      <w:r>
+        <w:rPr>
+          <w:rFonts w:ascii="Times New Roman" w:hAnsi="Times New Roman"/>
+          <w:b w:val="0"/>
+          <w:sz w:val="24"/>
+        </w:rPr>
+        <w:t>REACT. React Documentation. Disponível em: https://react.dev/. Acesso em: 30 maio 2026.</w:t>
+      </w:r>
+    </w:p>
+    <w:p>
+      <w:pPr>
+        <w:spacing w:line="240" w:lineRule="auto" w:after="240"/>
+        <w:jc w:val="left"/>
+      </w:pPr>
+      <w:r>
+        <w:rPr>
+          <w:rFonts w:ascii="Times New Roman" w:hAnsi="Times New Roman"/>
+          <w:b w:val="0"/>
+          <w:sz w:val="24"/>
+        </w:rPr>
+        <w:t>SPRING. Spring Boot Reference Documentation. Disponível em: https://docs.spring.io/spring-boot/. Acesso em: 30 maio 2026.</w:t>
       </w:r>
     </w:p>
     <w:sectPr>
@@ -4400,9 +4494,31 @@
       <w:pgMar w:top="1701" w:right="1134" w:bottom="1134" w:left="1701" w:header="720" w:footer="720" w:gutter="0"/>
       <w:cols w:space="720"/>
       <w:docGrid w:linePitch="360"/>
+      <w:pgNumType w:start="1"/>
     </w:sectPr>
   </w:body>
 </w:document>
+</file>
+
+<file path=word/header1.xml><?xml version="1.0" encoding="utf-8"?>
+<w:hdr xmlns:m="http://schemas.openxmlformats.org/officeDocument/2006/math" xmlns:mc="http://schemas.openxmlformats.org/markup-compatibility/2006" xmlns:mo="http://schemas.microsoft.com/office/mac/office/2008/main" xmlns:mv="urn:schemas-microsoft-com:mac:vml" xmlns:o="urn:schemas-microsoft-com:office:office" xmlns:r="http://schemas.openxmlformats.org/officeDocument/2006/relationships" xmlns:v="urn:schemas-microsoft-com:vml" xmlns:w10="urn:schemas-microsoft-com:office:word" xmlns:w14="http://schemas.microsoft.com/office/word/2010/wordml" xmlns:w="http://schemas.openxmlformats.org/wordprocessingml/2006/main" xmlns:wne="http://schemas.microsoft.com/office/word/2006/wordml" xmlns:wp14="http://schemas.microsoft.com/office/word/2010/wordprocessingDrawing" xmlns:wp="http://schemas.openxmlformats.org/drawingml/2006/wordprocessingDrawing" xmlns:wpc="http://schemas.microsoft.com/office/word/2010/wordprocessingCanvas" xmlns:wpg="http://schemas.microsoft.com/office/word/2010/wordprocessingGroup" xmlns:wpi="http://schemas.microsoft.com/office/word/2010/wordprocessingInk" xmlns:wps="http://schemas.microsoft.com/office/word/2010/wordprocessingShape" mc:Ignorable="w14 wp14">
+  <w:p>
+    <w:pPr>
+      <w:pStyle w:val="Header"/>
+      <w:jc w:val="right"/>
+    </w:pPr>
+    <w:r>
+      <w:rPr>
+        <w:rFonts w:ascii="Times New Roman" w:hAnsi="Times New Roman"/>
+        <w:b w:val="0"/>
+        <w:sz w:val="24"/>
+      </w:rPr>
+      <w:fldChar w:fldCharType="begin"/>
+      <w:instrText xml:space="preserve">PAGE</w:instrText>
+      <w:fldChar w:fldCharType="end"/>
+    </w:r>
+  </w:p>
+</w:hdr>
 </file>
 
 <file path=word/numbering.xml><?xml version="1.0" encoding="utf-8"?>
